--- a/科研/会议论文/icassp/证明材料/icassp26学院申请信.docx
+++ b/科研/会议论文/icassp/证明材料/icassp26学院申请信.docx
@@ -497,7 +497,7 @@
           <w:noProof/>
         </w:rPr>
         <w:drawing>
-          <wp:anchor distT="0" distB="0" distL="114300" distR="114300" simplePos="0" relativeHeight="251668992" behindDoc="0" locked="0" layoutInCell="1" allowOverlap="1" wp14:anchorId="147B77EC" wp14:editId="7221C67D">
+          <wp:anchor distT="0" distB="0" distL="114300" distR="114300" simplePos="0" relativeHeight="251668992" behindDoc="0" locked="0" layoutInCell="1" allowOverlap="1" wp14:anchorId="147B77EC" wp14:editId="26BD225E">
             <wp:simplePos x="0" y="0"/>
             <wp:positionH relativeFrom="column">
               <wp:posOffset>1692501</wp:posOffset>
@@ -560,59 +560,106 @@
         </w:drawing>
       </w:r>
       <w:r>
-        <w:t>Ke Tan (Signature</w:t>
+        <w:t>Ke Tan (Signature): ___________________</w:t>
+      </w:r>
+    </w:p>
+    <w:p>
+      <w:pPr>
+        <w:ind w:firstLineChars="0" w:firstLine="0"/>
+      </w:pPr>
+      <w:proofErr w:type="spellStart"/>
+      <w:r>
+        <w:t>Guihua</w:t>
+      </w:r>
+      <w:proofErr w:type="spellEnd"/>
+      <w:r>
+        <w:t xml:space="preserve"> Yu (Signature</w:t>
       </w:r>
       <w:proofErr w:type="gramStart"/>
       <w:r>
-        <w:t>): __</w:t>
+        <w:t>): _</w:t>
       </w:r>
       <w:proofErr w:type="gramEnd"/>
       <w:r>
-        <w:t>___</w:t>
-      </w:r>
-      <w:proofErr w:type="gramStart"/>
-      <w:r>
-        <w:t>_</w:t>
-      </w:r>
+        <w:t>___________________</w:t>
+      </w:r>
+    </w:p>
+    <w:p>
+      <w:pPr>
+        <w:ind w:firstLineChars="0" w:firstLine="0"/>
+      </w:pPr>
       <w:r>
         <w:rPr>
           <w:noProof/>
         </w:rPr>
-        <w:t xml:space="preserve"> </w:t>
-      </w:r>
-      <w:r>
-        <w:t>_</w:t>
-      </w:r>
-      <w:proofErr w:type="gramEnd"/>
-      <w:r>
-        <w:t>_____________</w:t>
-      </w:r>
-    </w:p>
-    <w:p>
-      <w:pPr>
-        <w:ind w:firstLineChars="0" w:firstLine="0"/>
-      </w:pPr>
-      <w:proofErr w:type="spellStart"/>
-      <w:r>
-        <w:t>Guihua</w:t>
-      </w:r>
-      <w:proofErr w:type="spellEnd"/>
-      <w:r>
-        <w:t xml:space="preserve"> Yu (Signature</w:t>
-      </w:r>
-      <w:proofErr w:type="gramStart"/>
-      <w:r>
-        <w:t>): _</w:t>
-      </w:r>
-      <w:proofErr w:type="gramEnd"/>
-      <w:r>
-        <w:t>___________________</w:t>
-      </w:r>
-    </w:p>
-    <w:p>
-      <w:pPr>
-        <w:ind w:firstLineChars="0" w:firstLine="0"/>
-      </w:pPr>
+        <w:drawing>
+          <wp:anchor distT="0" distB="0" distL="114300" distR="114300" simplePos="0" relativeHeight="251673088" behindDoc="0" locked="0" layoutInCell="1" allowOverlap="1" wp14:anchorId="6B158A3F" wp14:editId="77059059">
+            <wp:simplePos x="0" y="0"/>
+            <wp:positionH relativeFrom="column">
+              <wp:posOffset>1775967</wp:posOffset>
+            </wp:positionH>
+            <wp:positionV relativeFrom="paragraph">
+              <wp:posOffset>193831</wp:posOffset>
+            </wp:positionV>
+            <wp:extent cx="353977" cy="166022"/>
+            <wp:effectExtent l="0" t="0" r="8255" b="5715"/>
+            <wp:wrapNone/>
+            <wp:docPr id="1485259567" name="图片 6"/>
+            <wp:cNvGraphicFramePr>
+              <a:graphicFrameLocks xmlns:a="http://schemas.openxmlformats.org/drawingml/2006/main" noChangeAspect="1"/>
+            </wp:cNvGraphicFramePr>
+            <a:graphic xmlns:a="http://schemas.openxmlformats.org/drawingml/2006/main">
+              <a:graphicData uri="http://schemas.openxmlformats.org/drawingml/2006/picture">
+                <pic:pic xmlns:pic="http://schemas.openxmlformats.org/drawingml/2006/picture">
+                  <pic:nvPicPr>
+                    <pic:cNvPr id="0" name="Picture 36"/>
+                    <pic:cNvPicPr>
+                      <a:picLocks noChangeAspect="1" noChangeArrowheads="1"/>
+                    </pic:cNvPicPr>
+                  </pic:nvPicPr>
+                  <pic:blipFill rotWithShape="1">
+                    <a:blip r:embed="rId10" cstate="print">
+                      <a:extLst>
+                        <a:ext uri="{28A0092B-C50C-407E-A947-70E740481C1C}">
+                          <a14:useLocalDpi xmlns:a14="http://schemas.microsoft.com/office/drawing/2010/main" val="0"/>
+                        </a:ext>
+                      </a:extLst>
+                    </a:blip>
+                    <a:srcRect t="1" b="15660"/>
+                    <a:stretch>
+                      <a:fillRect/>
+                    </a:stretch>
+                  </pic:blipFill>
+                  <pic:spPr bwMode="auto">
+                    <a:xfrm>
+                      <a:off x="0" y="0"/>
+                      <a:ext cx="353977" cy="166022"/>
+                    </a:xfrm>
+                    <a:prstGeom prst="rect">
+                      <a:avLst/>
+                    </a:prstGeom>
+                    <a:noFill/>
+                    <a:ln>
+                      <a:noFill/>
+                    </a:ln>
+                    <a:extLst>
+                      <a:ext uri="{53640926-AAD7-44D8-BBD7-CCE9431645EC}">
+                        <a14:shadowObscured xmlns:a14="http://schemas.microsoft.com/office/drawing/2010/main"/>
+                      </a:ext>
+                    </a:extLst>
+                  </pic:spPr>
+                </pic:pic>
+              </a:graphicData>
+            </a:graphic>
+            <wp14:sizeRelH relativeFrom="page">
+              <wp14:pctWidth>0</wp14:pctWidth>
+            </wp14:sizeRelH>
+            <wp14:sizeRelV relativeFrom="page">
+              <wp14:pctHeight>0</wp14:pctHeight>
+            </wp14:sizeRelV>
+          </wp:anchor>
+        </w:drawing>
+      </w:r>
       <w:r>
         <w:rPr>
           <w:noProof/>
@@ -643,7 +690,7 @@
                     </pic:cNvPicPr>
                   </pic:nvPicPr>
                   <pic:blipFill rotWithShape="1">
-                    <a:blip r:embed="rId10" cstate="print">
+                    <a:blip r:embed="rId11" cstate="print">
                       <a:extLst>
                         <a:ext uri="{28A0092B-C50C-407E-A947-70E740481C1C}">
                           <a14:useLocalDpi xmlns:a14="http://schemas.microsoft.com/office/drawing/2010/main" val="0"/>
@@ -698,18 +745,18 @@
           <w:noProof/>
         </w:rPr>
         <w:drawing>
-          <wp:anchor distT="0" distB="0" distL="114300" distR="114300" simplePos="0" relativeHeight="251673088" behindDoc="0" locked="0" layoutInCell="1" allowOverlap="1" wp14:anchorId="6B158A3F" wp14:editId="70D513D3">
+          <wp:anchor distT="0" distB="0" distL="114300" distR="114300" simplePos="0" relativeHeight="251680256" behindDoc="0" locked="0" layoutInCell="1" allowOverlap="1" wp14:anchorId="6B5E804B" wp14:editId="49BD1CC5">
             <wp:simplePos x="0" y="0"/>
             <wp:positionH relativeFrom="column">
-              <wp:posOffset>1798830</wp:posOffset>
+              <wp:posOffset>1737616</wp:posOffset>
             </wp:positionH>
             <wp:positionV relativeFrom="paragraph">
-              <wp:posOffset>5132</wp:posOffset>
+              <wp:posOffset>183146</wp:posOffset>
             </wp:positionV>
-            <wp:extent cx="287748" cy="160020"/>
-            <wp:effectExtent l="0" t="0" r="0" b="0"/>
+            <wp:extent cx="416333" cy="180700"/>
+            <wp:effectExtent l="0" t="0" r="3175" b="0"/>
             <wp:wrapNone/>
-            <wp:docPr id="1485259567" name="图片 6"/>
+            <wp:docPr id="7146847" name="图片 7"/>
             <wp:cNvGraphicFramePr>
               <a:graphicFrameLocks xmlns:a="http://schemas.openxmlformats.org/drawingml/2006/main" noChangeAspect="1"/>
             </wp:cNvGraphicFramePr>
@@ -717,20 +764,20 @@
               <a:graphicData uri="http://schemas.openxmlformats.org/drawingml/2006/picture">
                 <pic:pic xmlns:pic="http://schemas.openxmlformats.org/drawingml/2006/picture">
                   <pic:nvPicPr>
-                    <pic:cNvPr id="0" name="Picture 36"/>
+                    <pic:cNvPr id="0" name="Picture 44"/>
                     <pic:cNvPicPr>
                       <a:picLocks noChangeAspect="1" noChangeArrowheads="1"/>
                     </pic:cNvPicPr>
                   </pic:nvPicPr>
-                  <pic:blipFill>
-                    <a:blip r:embed="rId11" cstate="print">
+                  <pic:blipFill rotWithShape="1">
+                    <a:blip r:embed="rId12" cstate="print">
                       <a:extLst>
                         <a:ext uri="{28A0092B-C50C-407E-A947-70E740481C1C}">
                           <a14:useLocalDpi xmlns:a14="http://schemas.microsoft.com/office/drawing/2010/main" val="0"/>
                         </a:ext>
                       </a:extLst>
                     </a:blip>
-                    <a:srcRect/>
+                    <a:srcRect l="7298" t="29158" r="10367" b="19618"/>
                     <a:stretch>
                       <a:fillRect/>
                     </a:stretch>
@@ -738,7 +785,7 @@
                   <pic:spPr bwMode="auto">
                     <a:xfrm>
                       <a:off x="0" y="0"/>
-                      <a:ext cx="287748" cy="160020"/>
+                      <a:ext cx="416333" cy="180700"/>
                     </a:xfrm>
                     <a:prstGeom prst="rect">
                       <a:avLst/>
@@ -747,6 +794,11 @@
                     <a:ln>
                       <a:noFill/>
                     </a:ln>
+                    <a:extLst>
+                      <a:ext uri="{53640926-AAD7-44D8-BBD7-CCE9431645EC}">
+                        <a14:shadowObscured xmlns:a14="http://schemas.microsoft.com/office/drawing/2010/main"/>
+                      </a:ext>
+                    </a:extLst>
                   </pic:spPr>
                 </pic:pic>
               </a:graphicData>
@@ -767,6 +819,9 @@
     <w:p>
       <w:pPr>
         <w:ind w:firstLineChars="0" w:firstLine="0"/>
+        <w:rPr>
+          <w:noProof/>
+        </w:rPr>
       </w:pPr>
       <w:proofErr w:type="spellStart"/>
       <w:r>
@@ -843,12 +898,12 @@
         </w:numPr>
         <w:ind w:firstLineChars="0"/>
         <w:sectPr>
-          <w:headerReference w:type="even" r:id="rId12"/>
-          <w:headerReference w:type="default" r:id="rId13"/>
-          <w:footerReference w:type="even" r:id="rId14"/>
-          <w:footerReference w:type="default" r:id="rId15"/>
-          <w:headerReference w:type="first" r:id="rId16"/>
-          <w:footerReference w:type="first" r:id="rId17"/>
+          <w:headerReference w:type="even" r:id="rId13"/>
+          <w:headerReference w:type="default" r:id="rId14"/>
+          <w:footerReference w:type="even" r:id="rId15"/>
+          <w:footerReference w:type="default" r:id="rId16"/>
+          <w:headerReference w:type="first" r:id="rId17"/>
+          <w:footerReference w:type="first" r:id="rId18"/>
           <w:pgSz w:w="11906" w:h="16838"/>
           <w:pgMar w:top="1418" w:right="1418" w:bottom="1418" w:left="1418" w:header="851" w:footer="992" w:gutter="0"/>
           <w:cols w:space="425"/>
@@ -978,7 +1033,7 @@
                     <pic:cNvPicPr/>
                   </pic:nvPicPr>
                   <pic:blipFill>
-                    <a:blip r:embed="rId18">
+                    <a:blip r:embed="rId19">
                       <a:extLst>
                         <a:ext uri="{28A0092B-C50C-407E-A947-70E740481C1C}">
                           <a14:useLocalDpi xmlns:a14="http://schemas.microsoft.com/office/drawing/2010/main" val="0"/>
@@ -1031,7 +1086,7 @@
           <w:noProof/>
         </w:rPr>
         <w:drawing>
-          <wp:anchor distT="0" distB="0" distL="114300" distR="114300" simplePos="0" relativeHeight="251670016" behindDoc="0" locked="0" layoutInCell="1" allowOverlap="1" wp14:anchorId="12951070" wp14:editId="73251EF6">
+          <wp:anchor distT="0" distB="0" distL="114300" distR="114300" simplePos="0" relativeHeight="251670016" behindDoc="0" locked="0" layoutInCell="1" allowOverlap="1" wp14:anchorId="12951070" wp14:editId="4BA57D1A">
             <wp:simplePos x="0" y="0"/>
             <wp:positionH relativeFrom="column">
               <wp:posOffset>2304783</wp:posOffset>
@@ -1056,7 +1111,7 @@
                     </pic:cNvPicPr>
                   </pic:nvPicPr>
                   <pic:blipFill>
-                    <a:blip r:embed="rId19" cstate="print">
+                    <a:blip r:embed="rId20" cstate="print">
                       <a:extLst>
                         <a:ext uri="{28A0092B-C50C-407E-A947-70E740481C1C}">
                           <a14:useLocalDpi xmlns:a14="http://schemas.microsoft.com/office/drawing/2010/main" val="0"/>
@@ -1679,7 +1734,16 @@
         <w:ind w:firstLineChars="0" w:firstLine="0"/>
       </w:pPr>
       <w:r>
-        <w:t>现特向学院提交本申请，恳请批准。</w:t>
+        <w:t>现特向学</w:t>
+      </w:r>
+      <w:r>
+        <w:rPr>
+          <w:rFonts w:hint="eastAsia"/>
+        </w:rPr>
+        <w:t>校</w:t>
+      </w:r>
+      <w:r>
+        <w:t>提交本申请，恳请批准。</w:t>
       </w:r>
     </w:p>
     <w:p>
@@ -1818,7 +1882,7 @@
                     </pic:cNvPicPr>
                   </pic:nvPicPr>
                   <pic:blipFill>
-                    <a:blip r:embed="rId20" cstate="print">
+                    <a:blip r:embed="rId21" cstate="print">
                       <a:extLst>
                         <a:ext uri="{28A0092B-C50C-407E-A947-70E740481C1C}">
                           <a14:useLocalDpi xmlns:a14="http://schemas.microsoft.com/office/drawing/2010/main" val="0"/>
@@ -1899,7 +1963,7 @@
                     </pic:cNvPicPr>
                   </pic:nvPicPr>
                   <pic:blipFill rotWithShape="1">
-                    <a:blip r:embed="rId10" cstate="print">
+                    <a:blip r:embed="rId11" cstate="print">
                       <a:extLst>
                         <a:ext uri="{28A0092B-C50C-407E-A947-70E740481C1C}">
                           <a14:useLocalDpi xmlns:a14="http://schemas.microsoft.com/office/drawing/2010/main" val="0"/>
@@ -1965,16 +2029,16 @@
           <w:noProof/>
         </w:rPr>
         <w:drawing>
-          <wp:anchor distT="0" distB="0" distL="114300" distR="114300" simplePos="0" relativeHeight="251675136" behindDoc="0" locked="0" layoutInCell="1" allowOverlap="1" wp14:anchorId="1F7383B9" wp14:editId="277E9637">
+          <wp:anchor distT="0" distB="0" distL="114300" distR="114300" simplePos="0" relativeHeight="251675136" behindDoc="0" locked="0" layoutInCell="1" allowOverlap="1" wp14:anchorId="1F7383B9" wp14:editId="5F513723">
             <wp:simplePos x="0" y="0"/>
             <wp:positionH relativeFrom="column">
-              <wp:posOffset>1647825</wp:posOffset>
+              <wp:posOffset>1648391</wp:posOffset>
             </wp:positionH>
             <wp:positionV relativeFrom="paragraph">
-              <wp:posOffset>197485</wp:posOffset>
+              <wp:posOffset>196512</wp:posOffset>
             </wp:positionV>
-            <wp:extent cx="287655" cy="160020"/>
-            <wp:effectExtent l="0" t="0" r="0" b="0"/>
+            <wp:extent cx="342215" cy="156335"/>
+            <wp:effectExtent l="0" t="0" r="1270" b="0"/>
             <wp:wrapNone/>
             <wp:docPr id="1621031409" name="图片 6"/>
             <wp:cNvGraphicFramePr>
@@ -1989,15 +2053,15 @@
                       <a:picLocks noChangeAspect="1" noChangeArrowheads="1"/>
                     </pic:cNvPicPr>
                   </pic:nvPicPr>
-                  <pic:blipFill>
-                    <a:blip r:embed="rId11" cstate="print">
+                  <pic:blipFill rotWithShape="1">
+                    <a:blip r:embed="rId22" cstate="print">
                       <a:extLst>
                         <a:ext uri="{28A0092B-C50C-407E-A947-70E740481C1C}">
                           <a14:useLocalDpi xmlns:a14="http://schemas.microsoft.com/office/drawing/2010/main" val="0"/>
                         </a:ext>
                       </a:extLst>
                     </a:blip>
-                    <a:srcRect/>
+                    <a:srcRect b="17879"/>
                     <a:stretch>
                       <a:fillRect/>
                     </a:stretch>
@@ -2005,7 +2069,7 @@
                   <pic:spPr bwMode="auto">
                     <a:xfrm>
                       <a:off x="0" y="0"/>
-                      <a:ext cx="287655" cy="160020"/>
+                      <a:ext cx="342215" cy="156335"/>
                     </a:xfrm>
                     <a:prstGeom prst="rect">
                       <a:avLst/>
@@ -2014,6 +2078,11 @@
                     <a:ln>
                       <a:noFill/>
                     </a:ln>
+                    <a:extLst>
+                      <a:ext uri="{53640926-AAD7-44D8-BBD7-CCE9431645EC}">
+                        <a14:shadowObscured xmlns:a14="http://schemas.microsoft.com/office/drawing/2010/main"/>
+                      </a:ext>
+                    </a:extLst>
                   </pic:spPr>
                 </pic:pic>
               </a:graphicData>
@@ -2042,6 +2111,78 @@
         <w:ind w:firstLineChars="0" w:firstLine="0"/>
       </w:pPr>
       <w:r>
+        <w:rPr>
+          <w:noProof/>
+        </w:rPr>
+        <w:drawing>
+          <wp:anchor distT="0" distB="0" distL="114300" distR="114300" simplePos="0" relativeHeight="251682304" behindDoc="0" locked="0" layoutInCell="1" allowOverlap="1" wp14:anchorId="0F66ECC7" wp14:editId="5BC63E4F">
+            <wp:simplePos x="0" y="0"/>
+            <wp:positionH relativeFrom="column">
+              <wp:posOffset>1593001</wp:posOffset>
+            </wp:positionH>
+            <wp:positionV relativeFrom="paragraph">
+              <wp:posOffset>184659</wp:posOffset>
+            </wp:positionV>
+            <wp:extent cx="416333" cy="180700"/>
+            <wp:effectExtent l="0" t="0" r="3175" b="0"/>
+            <wp:wrapNone/>
+            <wp:docPr id="555461185" name="图片 7"/>
+            <wp:cNvGraphicFramePr>
+              <a:graphicFrameLocks xmlns:a="http://schemas.openxmlformats.org/drawingml/2006/main" noChangeAspect="1"/>
+            </wp:cNvGraphicFramePr>
+            <a:graphic xmlns:a="http://schemas.openxmlformats.org/drawingml/2006/main">
+              <a:graphicData uri="http://schemas.openxmlformats.org/drawingml/2006/picture">
+                <pic:pic xmlns:pic="http://schemas.openxmlformats.org/drawingml/2006/picture">
+                  <pic:nvPicPr>
+                    <pic:cNvPr id="0" name="Picture 44"/>
+                    <pic:cNvPicPr>
+                      <a:picLocks noChangeAspect="1" noChangeArrowheads="1"/>
+                    </pic:cNvPicPr>
+                  </pic:nvPicPr>
+                  <pic:blipFill rotWithShape="1">
+                    <a:blip r:embed="rId12" cstate="print">
+                      <a:extLst>
+                        <a:ext uri="{28A0092B-C50C-407E-A947-70E740481C1C}">
+                          <a14:useLocalDpi xmlns:a14="http://schemas.microsoft.com/office/drawing/2010/main" val="0"/>
+                        </a:ext>
+                      </a:extLst>
+                    </a:blip>
+                    <a:srcRect l="7298" t="29158" r="10367" b="19618"/>
+                    <a:stretch>
+                      <a:fillRect/>
+                    </a:stretch>
+                  </pic:blipFill>
+                  <pic:spPr bwMode="auto">
+                    <a:xfrm>
+                      <a:off x="0" y="0"/>
+                      <a:ext cx="416333" cy="180700"/>
+                    </a:xfrm>
+                    <a:prstGeom prst="rect">
+                      <a:avLst/>
+                    </a:prstGeom>
+                    <a:noFill/>
+                    <a:ln>
+                      <a:noFill/>
+                    </a:ln>
+                    <a:extLst>
+                      <a:ext uri="{53640926-AAD7-44D8-BBD7-CCE9431645EC}">
+                        <a14:shadowObscured xmlns:a14="http://schemas.microsoft.com/office/drawing/2010/main"/>
+                      </a:ext>
+                    </a:extLst>
+                  </pic:spPr>
+                </pic:pic>
+              </a:graphicData>
+            </a:graphic>
+            <wp14:sizeRelH relativeFrom="page">
+              <wp14:pctWidth>0</wp14:pctWidth>
+            </wp14:sizeRelH>
+            <wp14:sizeRelV relativeFrom="page">
+              <wp14:pctHeight>0</wp14:pctHeight>
+            </wp14:sizeRelV>
+          </wp:anchor>
+        </w:drawing>
+      </w:r>
+      <w:r>
         <w:t>Haoran Chen</w:t>
       </w:r>
       <w:r>
@@ -2122,15 +2263,39 @@
           <w:b/>
           <w:bCs/>
         </w:rPr>
-        <w:t>学院意见：</w:t>
-      </w:r>
-    </w:p>
-    <w:p>
-      <w:pPr>
-        <w:ind w:firstLineChars="0" w:firstLine="0"/>
-      </w:pPr>
-      <w:r>
-        <w:t>经认真审核，学院遗憾地通知申请人，本次出境申请暂无法批准，理由如下：</w:t>
+        <w:t>学</w:t>
+      </w:r>
+      <w:r>
+        <w:rPr>
+          <w:rFonts w:hint="eastAsia"/>
+          <w:b/>
+          <w:bCs/>
+        </w:rPr>
+        <w:t>校</w:t>
+      </w:r>
+      <w:r>
+        <w:rPr>
+          <w:b/>
+          <w:bCs/>
+        </w:rPr>
+        <w:t>意见：</w:t>
+      </w:r>
+    </w:p>
+    <w:p>
+      <w:pPr>
+        <w:ind w:firstLineChars="0" w:firstLine="0"/>
+      </w:pPr>
+      <w:r>
+        <w:t>经认真审核，学</w:t>
+      </w:r>
+      <w:r>
+        <w:rPr>
+          <w:rFonts w:hint="eastAsia"/>
+        </w:rPr>
+        <w:t>校</w:t>
+      </w:r>
+      <w:r>
+        <w:t>遗憾地通知申请人，本次出境申请暂无法批准，理由如下：</w:t>
       </w:r>
     </w:p>
     <w:p>
@@ -2364,7 +2529,7 @@
                     <pic:cNvPicPr/>
                   </pic:nvPicPr>
                   <pic:blipFill>
-                    <a:blip r:embed="rId18">
+                    <a:blip r:embed="rId19">
                       <a:extLst>
                         <a:ext uri="{28A0092B-C50C-407E-A947-70E740481C1C}">
                           <a14:useLocalDpi xmlns:a14="http://schemas.microsoft.com/office/drawing/2010/main" val="0"/>
@@ -2417,7 +2582,7 @@
           <w:noProof/>
         </w:rPr>
         <w:drawing>
-          <wp:anchor distT="0" distB="0" distL="114300" distR="114300" simplePos="0" relativeHeight="251672064" behindDoc="0" locked="0" layoutInCell="1" allowOverlap="1" wp14:anchorId="1127504B" wp14:editId="62504170">
+          <wp:anchor distT="0" distB="0" distL="114300" distR="114300" simplePos="0" relativeHeight="251672064" behindDoc="0" locked="0" layoutInCell="1" allowOverlap="1" wp14:anchorId="1127504B" wp14:editId="1CD25221">
             <wp:simplePos x="0" y="0"/>
             <wp:positionH relativeFrom="column">
               <wp:posOffset>1315085</wp:posOffset>
@@ -2442,7 +2607,7 @@
                     </pic:cNvPicPr>
                   </pic:nvPicPr>
                   <pic:blipFill>
-                    <a:blip r:embed="rId21" cstate="print">
+                    <a:blip r:embed="rId23" cstate="print">
                       <a:extLst>
                         <a:ext uri="{28A0092B-C50C-407E-A947-70E740481C1C}">
                           <a14:useLocalDpi xmlns:a14="http://schemas.microsoft.com/office/drawing/2010/main" val="0"/>
@@ -2480,7 +2645,16 @@
         </w:drawing>
       </w:r>
       <w:r>
-        <w:t>学院负责人签字：</w:t>
+        <w:t>学</w:t>
+      </w:r>
+      <w:r>
+        <w:rPr>
+          <w:rFonts w:hint="eastAsia"/>
+        </w:rPr>
+        <w:t>校</w:t>
+      </w:r>
+      <w:r>
+        <w:t>负责人签字：</w:t>
       </w:r>
       <w:r>
         <w:t>__________________</w:t>
@@ -2491,7 +2665,16 @@
         <w:ind w:firstLineChars="0" w:firstLine="0"/>
       </w:pPr>
       <w:r>
-        <w:t>学院公章：</w:t>
+        <w:t>学</w:t>
+      </w:r>
+      <w:r>
+        <w:rPr>
+          <w:rFonts w:hint="eastAsia"/>
+        </w:rPr>
+        <w:t>校</w:t>
+      </w:r>
+      <w:r>
+        <w:t>公章：</w:t>
       </w:r>
     </w:p>
     <w:p>
@@ -2688,7 +2871,7 @@
         <v:path o:extrusionok="f" gradientshapeok="t" o:connecttype="rect"/>
         <o:lock v:ext="edit" aspectratio="t"/>
       </v:shapetype>
-      <v:shape id="图片 1907774395" o:spid="_x0000_i1025" type="#_x0000_t75" style="width:599.9pt;height:355.6pt;visibility:visible" o:bullet="t">
+      <v:shape id="图片 1907774395" o:spid="_x0000_i1025" type="#_x0000_t75" style="width:599.85pt;height:355.45pt;visibility:visible" o:bullet="t">
         <v:imagedata r:id="rId1" o:title=""/>
       </v:shape>
     </w:pict>

--- a/科研/会议论文/icassp/证明材料/icassp26学院申请信.docx
+++ b/科研/会议论文/icassp/证明材料/icassp26学院申请信.docx
@@ -497,7 +497,7 @@
           <w:noProof/>
         </w:rPr>
         <w:drawing>
-          <wp:anchor distT="0" distB="0" distL="114300" distR="114300" simplePos="0" relativeHeight="251668992" behindDoc="0" locked="0" layoutInCell="1" allowOverlap="1" wp14:anchorId="147B77EC" wp14:editId="26BD225E">
+          <wp:anchor distT="0" distB="0" distL="114300" distR="114300" simplePos="0" relativeHeight="251668992" behindDoc="0" locked="0" layoutInCell="1" allowOverlap="1" wp14:anchorId="147B77EC" wp14:editId="5E6497D6">
             <wp:simplePos x="0" y="0"/>
             <wp:positionH relativeFrom="column">
               <wp:posOffset>1692501</wp:posOffset>
@@ -1086,7 +1086,7 @@
           <w:noProof/>
         </w:rPr>
         <w:drawing>
-          <wp:anchor distT="0" distB="0" distL="114300" distR="114300" simplePos="0" relativeHeight="251670016" behindDoc="0" locked="0" layoutInCell="1" allowOverlap="1" wp14:anchorId="12951070" wp14:editId="4BA57D1A">
+          <wp:anchor distT="0" distB="0" distL="114300" distR="114300" simplePos="0" relativeHeight="251670016" behindDoc="0" locked="0" layoutInCell="1" allowOverlap="1" wp14:anchorId="12951070" wp14:editId="063C9D20">
             <wp:simplePos x="0" y="0"/>
             <wp:positionH relativeFrom="column">
               <wp:posOffset>2304783</wp:posOffset>
@@ -2582,7 +2582,7 @@
           <w:noProof/>
         </w:rPr>
         <w:drawing>
-          <wp:anchor distT="0" distB="0" distL="114300" distR="114300" simplePos="0" relativeHeight="251672064" behindDoc="0" locked="0" layoutInCell="1" allowOverlap="1" wp14:anchorId="1127504B" wp14:editId="1CD25221">
+          <wp:anchor distT="0" distB="0" distL="114300" distR="114300" simplePos="0" relativeHeight="251672064" behindDoc="0" locked="0" layoutInCell="1" allowOverlap="1" wp14:anchorId="1127504B" wp14:editId="1BD645B3">
             <wp:simplePos x="0" y="0"/>
             <wp:positionH relativeFrom="column">
               <wp:posOffset>1315085</wp:posOffset>
@@ -2871,7 +2871,7 @@
         <v:path o:extrusionok="f" gradientshapeok="t" o:connecttype="rect"/>
         <o:lock v:ext="edit" aspectratio="t"/>
       </v:shapetype>
-      <v:shape id="图片 1907774395" o:spid="_x0000_i1025" type="#_x0000_t75" style="width:599.85pt;height:355.45pt;visibility:visible" o:bullet="t">
+      <v:shape id="图片 1907774395" o:spid="_x0000_i1025" type="#_x0000_t75" style="width:600pt;height:355.4pt;visibility:visible" o:bullet="t">
         <v:imagedata r:id="rId1" o:title=""/>
       </v:shape>
     </w:pict>
